--- a/GDD Template- archery-sim.docx
+++ b/GDD Template- archery-sim.docx
@@ -528,13 +528,82 @@
         <w:t xml:space="preserve">sounds of arrows being shot from bows and the sound of arrows hitting targets </w:t>
       </w:r>
     </w:p>
+    <w:p/>
+    <w:p>
+      <w:hyperlink r:id="rId12" w:history="1">
+        <w:r>
+          <w:rPr>
+            <w:rStyle w:val="Hyperlink"/>
+          </w:rPr>
+          <w:t>https://assetstore.unity.com/search#q=bow%20and%20arrow</w:t>
+        </w:r>
+      </w:hyperlink>
+      <w:r>
+        <w:t xml:space="preserve"> </w:t>
+      </w:r>
+    </w:p>
+    <w:p>
+      <w:hyperlink r:id="rId13" w:history="1">
+        <w:r>
+          <w:rPr>
+            <w:rStyle w:val="Hyperlink"/>
+          </w:rPr>
+          <w:t>https://assetstore.unity.com/packages/3d/props/weapons/neon-cyber-weapon-pack-bow-arrow-270300</w:t>
+        </w:r>
+      </w:hyperlink>
+      <w:r>
+        <w:t xml:space="preserve"> </w:t>
+      </w:r>
+    </w:p>
+    <w:p>
+      <w:hyperlink r:id="rId14" w:history="1">
+        <w:r>
+          <w:rPr>
+            <w:rStyle w:val="Hyperlink"/>
+          </w:rPr>
+          <w:t>https://assetstore.unity.com/packages/3d/props/weapons/hunting-bow-108917</w:t>
+        </w:r>
+      </w:hyperlink>
+      <w:r>
+        <w:t xml:space="preserve"> </w:t>
+      </w:r>
+    </w:p>
+    <w:p>
+      <w:hyperlink r:id="rId15" w:history="1">
+        <w:r>
+          <w:rPr>
+            <w:rStyle w:val="Hyperlink"/>
+          </w:rPr>
+          <w:t>https://assetstore.unity.com/packages/3d/props/weapons/bow-and-arrow-bag-315476</w:t>
+        </w:r>
+      </w:hyperlink>
+      <w:r>
+        <w:t xml:space="preserve"> </w:t>
+      </w:r>
+    </w:p>
+    <w:p>
+      <w:hyperlink r:id="rId16" w:history="1">
+        <w:r>
+          <w:rPr>
+            <w:rStyle w:val="Hyperlink"/>
+          </w:rPr>
+          <w:t>https://assetstore.unity.com/packages/3d/props/weapons/medieval-bows-and-arrows-vol1-125668</w:t>
+        </w:r>
+      </w:hyperlink>
+      <w:r>
+        <w:t xml:space="preserve"> </w:t>
+      </w:r>
+      <w:r>
+        <w:br/>
+      </w:r>
+    </w:p>
     <w:sectPr>
-      <w:headerReference w:type="even" r:id="rId12"/>
-      <w:headerReference w:type="default" r:id="rId13"/>
-      <w:footerReference w:type="even" r:id="rId14"/>
-      <w:footerReference w:type="default" r:id="rId15"/>
-      <w:headerReference w:type="first" r:id="rId16"/>
-      <w:footerReference w:type="first" r:id="rId17"/>
+      <w:headerReference w:type="even" r:id="rId17"/>
+      <w:headerReference w:type="default" r:id="rId18"/>
+      <w:footerReference w:type="even" r:id="rId19"/>
+      <w:footerReference w:type="default" r:id="rId20"/>
+      <w:headerReference w:type="first" r:id="rId21"/>
+      <w:footerReference w:type="first" r:id="rId22"/>
       <w:pgSz w:w="11906" w:h="16838"/>
       <w:pgMar w:top="1440" w:right="1440" w:bottom="1440" w:left="1440" w:header="708" w:footer="708" w:gutter="0"/>
       <w:cols w:space="708"/>
@@ -1566,6 +1635,29 @@
       <w:szCs w:val="26"/>
     </w:rPr>
   </w:style>
+  <w:style w:type="character" w:styleId="Hyperlink">
+    <w:name w:val="Hyperlink"/>
+    <w:basedOn w:val="DefaultParagraphFont"/>
+    <w:uiPriority w:val="99"/>
+    <w:unhideWhenUsed/>
+    <w:rsid w:val="00C51A1C"/>
+    <w:rPr>
+      <w:color w:val="0563C1" w:themeColor="hyperlink"/>
+      <w:u w:val="single"/>
+    </w:rPr>
+  </w:style>
+  <w:style w:type="character" w:styleId="UnresolvedMention">
+    <w:name w:val="Unresolved Mention"/>
+    <w:basedOn w:val="DefaultParagraphFont"/>
+    <w:uiPriority w:val="99"/>
+    <w:semiHidden/>
+    <w:unhideWhenUsed/>
+    <w:rsid w:val="00C51A1C"/>
+    <w:rPr>
+      <w:color w:val="605E5C"/>
+      <w:shd w:val="clear" w:color="auto" w:fill="E1DFDD"/>
+    </w:rPr>
+  </w:style>
 </w:styles>
 </file>
 
@@ -2131,16 +2223,10 @@
 <file path=customXml/itemProps1.xml><?xml version="1.0" encoding="utf-8"?>
 <ds:datastoreItem xmlns:ds="http://schemas.openxmlformats.org/officeDocument/2006/customXml" ds:itemID="{279BA183-CE45-49F2-AD51-940051DF3EE5}">
   <ds:schemaRefs>
-    <ds:schemaRef ds:uri="http://purl.org/dc/elements/1.1/"/>
-    <ds:schemaRef ds:uri="http://purl.org/dc/terms/"/>
+    <ds:schemaRef ds:uri="http://schemas.microsoft.com/office/2006/metadata/properties"/>
+    <ds:schemaRef ds:uri="http://schemas.microsoft.com/office/infopath/2007/PartnerControls"/>
+    <ds:schemaRef ds:uri="45c0638f-8904-45ab-b124-b1f7ff451179"/>
     <ds:schemaRef ds:uri="ac1d6235-51e3-4a29-8ef4-963eeebbd849"/>
-    <ds:schemaRef ds:uri="http://schemas.microsoft.com/office/2006/documentManagement/types"/>
-    <ds:schemaRef ds:uri="http://purl.org/dc/dcmitype/"/>
-    <ds:schemaRef ds:uri="http://schemas.microsoft.com/office/infopath/2007/PartnerControls"/>
-    <ds:schemaRef ds:uri="http://www.w3.org/XML/1998/namespace"/>
-    <ds:schemaRef ds:uri="http://schemas.openxmlformats.org/package/2006/metadata/core-properties"/>
-    <ds:schemaRef ds:uri="45c0638f-8904-45ab-b124-b1f7ff451179"/>
-    <ds:schemaRef ds:uri="http://schemas.microsoft.com/office/2006/metadata/properties"/>
   </ds:schemaRefs>
 </ds:datastoreItem>
 </file>
